--- a/projects/india_patient_safety_surveillance/docs/manuscripts/target_journal_packages/ijmr_submission_candidate_round1/portal_upload_order_ijmr_round1.docx
+++ b/projects/india_patient_safety_surveillance/docs/manuscripts/target_journal_packages/ijmr_submission_candidate_round1/portal_upload_order_ijmr_round1.docx
@@ -77,6 +77,18 @@
       </w:pPr>
       <w:r>
         <w:t xml:space="preserve">figure package</w:t>
+      </w:r>
+    </w:p>
+    <w:p>
+      <w:pPr>
+        <w:pStyle w:val="Compact"/>
+        <w:numPr>
+          <w:ilvl w:val="0"/>
+          <w:numId w:val="1001"/>
+        </w:numPr>
+      </w:pPr>
+      <w:r>
+        <w:t xml:space="preserve">declarations, if the portal provides a separate supplementary or disclosure slot</w:t>
       </w:r>
     </w:p>
     <w:bookmarkStart w:id="9" w:name="metadata-to-confirm-during-upload"/>

--- a/projects/india_patient_safety_surveillance/docs/manuscripts/target_journal_packages/ijmr_submission_candidate_round1/portal_upload_order_ijmr_round1.docx
+++ b/projects/india_patient_safety_surveillance/docs/manuscripts/target_journal_packages/ijmr_submission_candidate_round1/portal_upload_order_ijmr_round1.docx
@@ -28,7 +28,7 @@
         </w:numPr>
       </w:pPr>
       <w:r>
-        <w:t xml:space="preserve">title page</w:t>
+        <w:t xml:space="preserve">first page file</w:t>
       </w:r>
     </w:p>
     <w:p>
@@ -64,19 +64,7 @@
         </w:numPr>
       </w:pPr>
       <w:r>
-        <w:t xml:space="preserve">summary table</w:t>
-      </w:r>
-    </w:p>
-    <w:p>
-      <w:pPr>
-        <w:pStyle w:val="Compact"/>
-        <w:numPr>
-          <w:ilvl w:val="0"/>
-          <w:numId w:val="1001"/>
-        </w:numPr>
-      </w:pPr>
-      <w:r>
-        <w:t xml:space="preserve">figure package</w:t>
+        <w:t xml:space="preserve">figures document</w:t>
       </w:r>
     </w:p>
     <w:p>
